--- a/5-人员管理/流程制度规范类文件/050103-人员培训管理制度.docx
+++ b/5-人员管理/流程制度规范类文件/050103-人员培训管理制度.docx
@@ -4979,20 +4979,35 @@
     </w:sdt>
     <w:p>
       <w:pPr>
-        <w:pStyle w:val="29"/>
-        <w:keepLines w:val="0"/>
-        <w:pageBreakBefore w:val="0"/>
-        <w:widowControl w:val="0"/>
-        <w:wordWrap/>
-        <w:overflowPunct/>
-        <w:topLinePunct/>
-        <w:bidi w:val="0"/>
         <w:rPr>
           <w:rFonts w:hint="eastAsia"/>
           <w:lang w:val="en-US" w:eastAsia="zh-CN"/>
         </w:rPr>
       </w:pPr>
       <w:bookmarkStart w:id="2" w:name="_Toc27150"/>
+      <w:r>
+        <w:rPr>
+          <w:rFonts w:hint="eastAsia"/>
+          <w:lang w:val="en-US" w:eastAsia="zh-CN"/>
+        </w:rPr>
+        <w:br w:type="page"/>
+      </w:r>
+    </w:p>
+    <w:p>
+      <w:pPr>
+        <w:pStyle w:val="29"/>
+        <w:keepLines w:val="0"/>
+        <w:pageBreakBefore w:val="0"/>
+        <w:widowControl w:val="0"/>
+        <w:wordWrap/>
+        <w:overflowPunct/>
+        <w:topLinePunct/>
+        <w:bidi w:val="0"/>
+        <w:rPr>
+          <w:rFonts w:hint="eastAsia"/>
+          <w:lang w:val="en-US" w:eastAsia="zh-CN"/>
+        </w:rPr>
+      </w:pPr>
       <w:r>
         <w:rPr>
           <w:rFonts w:hint="eastAsia"/>
@@ -5735,9 +5750,9 @@
           <w:lang w:val="en-US" w:eastAsia="zh-CN"/>
         </w:rPr>
       </w:pPr>
-      <w:bookmarkStart w:id="10" w:name="bookmark4"/>
+      <w:bookmarkStart w:id="10" w:name="bookmark2"/>
       <w:bookmarkEnd w:id="10"/>
-      <w:bookmarkStart w:id="11" w:name="bookmark2"/>
+      <w:bookmarkStart w:id="11" w:name="bookmark4"/>
       <w:bookmarkEnd w:id="11"/>
       <w:bookmarkStart w:id="12" w:name="_Toc21511"/>
       <w:r>
@@ -10364,77 +10379,49 @@
           <w:rFonts w:hint="eastAsia"/>
           <w:lang w:val="en-US" w:eastAsia="zh-CN"/>
         </w:rPr>
-        <w:instrText xml:space="preserve"> </w:instrText>
+        <w:instrText xml:space="preserve"> STYLEREF "柴_标题1" \n \* Charformat </w:instrText>
       </w:r>
       <w:r>
         <w:rPr>
           <w:rFonts w:hint="eastAsia"/>
           <w:lang w:val="en-US" w:eastAsia="zh-CN"/>
         </w:rPr>
-        <w:instrText xml:space="preserve">STYLEREF "柴_标题1" \n \* Charformat</w:instrText>
+        <w:fldChar w:fldCharType="separate"/>
       </w:r>
       <w:r>
         <w:rPr>
           <w:rFonts w:hint="eastAsia"/>
           <w:lang w:val="en-US" w:eastAsia="zh-CN"/>
         </w:rPr>
-        <w:instrText xml:space="preserve"> </w:instrText>
+        <w:t>8</w:t>
       </w:r>
       <w:r>
         <w:rPr>
           <w:rFonts w:hint="eastAsia"/>
           <w:lang w:val="en-US" w:eastAsia="zh-CN"/>
         </w:rPr>
-        <w:fldChar w:fldCharType="separate"/>
+        <w:fldChar w:fldCharType="end"/>
       </w:r>
       <w:r>
         <w:rPr>
           <w:rFonts w:hint="eastAsia"/>
           <w:lang w:val="en-US" w:eastAsia="zh-CN"/>
         </w:rPr>
-        <w:t>8</w:t>
+        <w:t>-</w:t>
       </w:r>
       <w:r>
         <w:rPr>
           <w:rFonts w:hint="eastAsia"/>
           <w:lang w:val="en-US" w:eastAsia="zh-CN"/>
         </w:rPr>
-        <w:fldChar w:fldCharType="end"/>
+        <w:fldChar w:fldCharType="begin"/>
       </w:r>
       <w:r>
         <w:rPr>
           <w:rFonts w:hint="eastAsia"/>
           <w:lang w:val="en-US" w:eastAsia="zh-CN"/>
         </w:rPr>
-        <w:t>-</w:t>
-      </w:r>
-      <w:r>
-        <w:rPr>
-          <w:rFonts w:hint="eastAsia"/>
-          <w:lang w:val="en-US" w:eastAsia="zh-CN"/>
-        </w:rPr>
-        <w:fldChar w:fldCharType="begin"/>
-      </w:r>
-      <w:r>
-        <w:rPr>
-          <w:rFonts w:hint="eastAsia"/>
-          <w:lang w:val="en-US" w:eastAsia="zh-CN"/>
-        </w:rPr>
-        <w:instrText xml:space="preserve"> </w:instrText>
-      </w:r>
-      <w:r>
-        <w:rPr>
-          <w:rFonts w:hint="eastAsia"/>
-          <w:lang w:val="en-US" w:eastAsia="zh-CN"/>
-        </w:rPr>
-        <w:instrText xml:space="preserve"> SEQ 表 \* ARABIC  \s 1</w:instrText>
-      </w:r>
-      <w:r>
-        <w:rPr>
-          <w:rFonts w:hint="eastAsia"/>
-          <w:lang w:val="en-US" w:eastAsia="zh-CN"/>
-        </w:rPr>
-        <w:instrText xml:space="preserve"> </w:instrText>
+        <w:instrText xml:space="preserve">  SEQ 表 \* ARABIC  \s 1 </w:instrText>
       </w:r>
       <w:r>
         <w:rPr>
@@ -11707,19 +11694,7 @@
                 <w:szCs w:val="24"/>
                 <w:lang w:eastAsia="zh-CN"/>
               </w:rPr>
-              <w:t>3</w:t>
-            </w:r>
-            <w:bookmarkStart w:id="50" w:name="_GoBack"/>
-            <w:bookmarkEnd w:id="50"/>
-            <w:r>
-              <w:rPr>
-                <w:rFonts w:hint="eastAsia" w:ascii="宋体" w:hAnsi="宋体" w:eastAsia="宋体" w:cs="宋体"/>
-                <w:spacing w:val="-5"/>
-                <w:sz w:val="24"/>
-                <w:szCs w:val="24"/>
-                <w:lang w:eastAsia="zh-CN"/>
-              </w:rPr>
-              <w:t>年</w:t>
+              <w:t>3年</w:t>
             </w:r>
           </w:p>
         </w:tc>
@@ -11736,6 +11711,8 @@
         <w:topLinePunct/>
         <w:bidi w:val="0"/>
       </w:pPr>
+      <w:bookmarkStart w:id="50" w:name="_GoBack"/>
+      <w:bookmarkEnd w:id="50"/>
     </w:p>
     <w:sectPr>
       <w:headerReference r:id="rId5" w:type="default"/>
